--- a/proposal/기능명세서_평생곁에.docx
+++ b/proposal/기능명세서_평생곁에.docx
@@ -195,7 +195,7 @@
               <w:rPr>
                 <w:sz w:val="19"/>
               </w:rPr>
-              <w:t>골든타임</w:t>
+              <w:t>골든타임 (개인 단독 참가)</w:t>
             </w:r>
           </w:p>
         </w:tc>
@@ -213,7 +213,7 @@
                 <w:color w:val="00306B"/>
                 <w:sz w:val="19"/>
               </w:rPr>
-              <w:t>팀원</w:t>
+              <w:t>참가자</w:t>
             </w:r>
           </w:p>
         </w:tc>
@@ -232,7 +232,7 @@
                 <w:rFonts w:hint="eastAsia"/>
                 <w:lang w:eastAsia="ko-KR"/>
               </w:rPr>
-              <w:t>가상용</w:t>
+              <w:t>가상용 — 1인 단독 참가 (기획·AI/백엔드·프론트·데이터 전 영역 수행)</w:t>
             </w:r>
           </w:p>
         </w:tc>

--- a/proposal/기능명세서_평생곁에.docx
+++ b/proposal/기능명세서_평생곁에.docx
@@ -688,6 +688,61 @@
                 <w:lang w:eastAsia="ko-KR"/>
               </w:rPr>
               <w:t>사기 피해·은행 분담 리스크↓ · 단순 문의 셀프서비스화 · 고령 고객 이탈 방지 · 지역 포용금융(ESG)</w:t>
+            </w:r>
+          </w:p>
+        </w:tc>
+      </w:tr>
+      <w:tr>
+        <w:tc>
+          <w:tcPr>
+            <w:tcW w:w="4706" w:type="dxa"/>
+            <w:shd w:val="clear" w:color="auto" w:fill="EEF2F7"/>
+          </w:tcPr>
+          <w:p>
+            <w:proofErr w:type="spellStart"/>
+            <w:r>
+              <w:rPr>
+                <w:b/>
+                <w:color w:val="00306B"/>
+                <w:sz w:val="19"/>
+              </w:rPr>
+              <w:t>주제 적합성</w:t>
+            </w:r>
+            <w:proofErr w:type="spellEnd"/>
+            <w:r>
+              <w:rPr>
+                <w:b/>
+                <w:color w:val="00306B"/>
+                <w:sz w:val="19"/>
+              </w:rPr>
+            </w:r>
+            <w:proofErr w:type="spellStart"/>
+            <w:r>
+              <w:rPr>
+                <w:b/>
+                <w:color w:val="00306B"/>
+                <w:sz w:val="19"/>
+              </w:rPr>
+            </w:r>
+            <w:proofErr w:type="spellEnd"/>
+          </w:p>
+        </w:tc>
+        <w:tc>
+          <w:tcPr>
+            <w:tcW w:w="4706" w:type="dxa"/>
+          </w:tcPr>
+          <w:p>
+            <w:pPr>
+              <w:rPr>
+                <w:lang w:eastAsia="ko-KR"/>
+              </w:rPr>
+            </w:pPr>
+            <w:r>
+              <w:rPr>
+                <w:sz w:val="19"/>
+                <w:lang w:eastAsia="ko-KR"/>
+              </w:rPr>
+              <w:t>지정주제 1 · 개인 라이프케어 AI(LifeLong WM) 직접 구현. 주제 기능예시 ②'이상거래 탐지 → 가족·보호자 알림' · ④'적응형 대화 UI'를 실제 동작으로 구현. ①③(자산·연금 통합 케어, 건강·보험·사기 리스크)도 F1·F3·F4로 커버. WM(불리기) → Wealth Defense(지키기)로 재해석.</w:t>
             </w:r>
           </w:p>
         </w:tc>
